--- a/01_THESIS/Chapter 1/04_Statement of the Problem.docx
+++ b/01_THESIS/Chapter 1/04_Statement of the Problem.docx
@@ -1,6 +1,6 @@
 
 <file path=word/document.xml><?xml version="1.0" encoding="utf-8"?>
-<w:document xmlns:wpc="http://schemas.microsoft.com/office/word/2010/wordprocessingCanvas" xmlns:cx="http://schemas.microsoft.com/office/drawing/2014/chartex" xmlns:cx1="http://schemas.microsoft.com/office/drawing/2015/9/8/chartex" xmlns:cx2="http://schemas.microsoft.com/office/drawing/2015/10/21/chartex" xmlns:cx3="http://schemas.microsoft.com/office/drawing/2016/5/9/chartex" xmlns:cx4="http://schemas.microsoft.com/office/drawing/2016/5/10/chartex" xmlns:cx5="http://schemas.microsoft.com/office/drawing/2016/5/11/chartex" xmlns:cx6="http://schemas.microsoft.com/office/drawing/2016/5/12/chartex" xmlns:cx7="http://schemas.microsoft.com/office/drawing/2016/5/13/chartex" xmlns:cx8="http://schemas.microsoft.com/office/drawing/2016/5/14/chartex" xmlns:mc="http://schemas.openxmlformats.org/markup-compatibility/2006" xmlns:aink="http://schemas.microsoft.com/office/drawing/2016/ink" xmlns:am3d="http://schemas.microsoft.com/office/drawing/2017/model3d" xmlns:o="urn:schemas-microsoft-com:office:office" xmlns:oel="http://schemas.microsoft.com/office/2019/extlst" xmlns:r="http://schemas.openxmlformats.org/officeDocument/2006/relationships" xmlns:m="http://schemas.openxmlformats.org/officeDocument/2006/math" xmlns:v="urn:schemas-microsoft-com:vml" xmlns:wp14="http://schemas.microsoft.com/office/word/2010/wordprocessingDrawing" xmlns:wp="http://schemas.openxmlformats.org/drawingml/2006/wordprocessingDrawing" xmlns:w10="urn:schemas-microsoft-com:office:word" xmlns:w="http://schemas.openxmlformats.org/wordprocessingml/2006/main" xmlns:w14="http://schemas.microsoft.com/office/word/2010/wordml" xmlns:w15="http://schemas.microsoft.com/office/word/2012/wordml" xmlns:w16cei="http://schemas.microsoft.com/office/word/2026/wordml/cei" xmlns:w16cex="http://schemas.microsoft.com/office/word/2018/wordml/cex" xmlns:w16cid="http://schemas.microsoft.com/office/word/2016/wordml/cid" xmlns:w16="http://schemas.microsoft.com/office/word/2018/wordml" xmlns:w16du="http://schemas.microsoft.com/office/word/2023/wordml/word16du" xmlns:w16sdtdh="http://schemas.microsoft.com/office/word/2020/wordml/sdtdatahash" xmlns:w16sdtfl="http://schemas.microsoft.com/office/word/2024/wordml/sdtformatlock" xmlns:w16se="http://schemas.microsoft.com/office/word/2015/wordml/symex" xmlns:wpg="http://schemas.microsoft.com/office/word/2010/wordprocessingGroup" xmlns:wpi="http://schemas.microsoft.com/office/word/2010/wordprocessingInk" xmlns:wne="http://schemas.microsoft.com/office/word/2006/wordml" xmlns:wps="http://schemas.microsoft.com/office/word/2010/wordprocessingShape" mc:Ignorable="w14 w15 w16se w16cid w16 w16cex w16sdtdh w16sdtfl w16du wp14">
+<w:document xmlns:wpc="http://schemas.microsoft.com/office/word/2010/wordprocessingCanvas" xmlns:cx="http://schemas.microsoft.com/office/drawing/2014/chartex" xmlns:cx1="http://schemas.microsoft.com/office/drawing/2015/9/8/chartex" xmlns:cx2="http://schemas.microsoft.com/office/drawing/2015/10/21/chartex" xmlns:cx3="http://schemas.microsoft.com/office/drawing/2016/5/9/chartex" xmlns:cx4="http://schemas.microsoft.com/office/drawing/2016/5/10/chartex" xmlns:cx5="http://schemas.microsoft.com/office/drawing/2016/5/11/chartex" xmlns:cx6="http://schemas.microsoft.com/office/drawing/2016/5/12/chartex" xmlns:cx7="http://schemas.microsoft.com/office/drawing/2016/5/13/chartex" xmlns:cx8="http://schemas.microsoft.com/office/drawing/2016/5/14/chartex" xmlns:mc="http://schemas.openxmlformats.org/markup-compatibility/2006" xmlns:aink="http://schemas.microsoft.com/office/drawing/2016/ink" xmlns:am3d="http://schemas.microsoft.com/office/drawing/2017/model3d" xmlns:o="urn:schemas-microsoft-com:office:office" xmlns:oel="http://schemas.microsoft.com/office/2019/extlst" xmlns:r="http://schemas.openxmlformats.org/officeDocument/2006/relationships" xmlns:m="http://schemas.openxmlformats.org/officeDocument/2006/math" xmlns:v="urn:schemas-microsoft-com:vml" xmlns:wp14="http://schemas.microsoft.com/office/word/2010/wordprocessingDrawing" xmlns:wp="http://schemas.openxmlformats.org/drawingml/2006/wordprocessingDrawing" xmlns:w10="urn:schemas-microsoft-com:office:word" xmlns:w="http://schemas.openxmlformats.org/wordprocessingml/2006/main" xmlns:w14="http://schemas.microsoft.com/office/word/2010/wordml" xmlns:w15="http://schemas.microsoft.com/office/word/2012/wordml" xmlns:w16cex="http://schemas.microsoft.com/office/word/2018/wordml/cex" xmlns:w16cid="http://schemas.microsoft.com/office/word/2016/wordml/cid" xmlns:w16="http://schemas.microsoft.com/office/word/2018/wordml" xmlns:w16du="http://schemas.microsoft.com/office/word/2023/wordml/word16du" xmlns:w16sdtdh="http://schemas.microsoft.com/office/word/2020/wordml/sdtdatahash" xmlns:w16sdtfl="http://schemas.microsoft.com/office/word/2024/wordml/sdtformatlock" xmlns:w16se="http://schemas.microsoft.com/office/word/2015/wordml/symex" xmlns:wpg="http://schemas.microsoft.com/office/word/2010/wordprocessingGroup" xmlns:wpi="http://schemas.microsoft.com/office/word/2010/wordprocessingInk" xmlns:wne="http://schemas.microsoft.com/office/word/2006/wordml" xmlns:wps="http://schemas.microsoft.com/office/word/2010/wordprocessingShape" mc:Ignorable="w14 w15 w16se w16cid w16 w16cex w16sdtdh w16sdtfl w16du wp14">
   <w:body>
     <w:p>
       <w:pPr>
@@ -25,173 +25,6 @@
           <w:lang w:val="en-HK"/>
         </w:rPr>
         <w:t>Statement of the Problem</w:t>
-      </w:r>
-    </w:p>
-    <w:p>
-      <w:pPr>
-        <w:spacing w:line="480" w:lineRule="auto"/>
-        <w:ind w:firstLine="720"/>
-        <w:jc w:val="both"/>
-        <w:rPr>
-          <w:rFonts w:ascii="Times New Roman" w:eastAsia="Times New Roman" w:hAnsi="Times New Roman" w:cs="Times New Roman"/>
-          <w:sz w:val="24"/>
-          <w:szCs w:val="24"/>
-        </w:rPr>
-      </w:pPr>
-      <w:r>
-        <w:rPr>
-          <w:rFonts w:ascii="Times New Roman" w:eastAsia="Times New Roman" w:hAnsi="Times New Roman" w:cs="Times New Roman"/>
-          <w:sz w:val="24"/>
-          <w:szCs w:val="24"/>
-        </w:rPr>
-        <w:t xml:space="preserve">Manual scoring requires teachers to read and evaluate each response individually, which becomes difficult to manage when there are many student submissions, and it may also produce inconsistent results because of differences in evaluator judgment (Ramesh &amp; </w:t>
-      </w:r>
-      <w:proofErr w:type="spellStart"/>
-      <w:r>
-        <w:rPr>
-          <w:rFonts w:ascii="Times New Roman" w:eastAsia="Times New Roman" w:hAnsi="Times New Roman" w:cs="Times New Roman"/>
-          <w:sz w:val="24"/>
-          <w:szCs w:val="24"/>
-        </w:rPr>
-        <w:t>Sanampudi</w:t>
-      </w:r>
-      <w:proofErr w:type="spellEnd"/>
-      <w:r>
-        <w:rPr>
-          <w:rFonts w:ascii="Times New Roman" w:eastAsia="Times New Roman" w:hAnsi="Times New Roman" w:cs="Times New Roman"/>
-          <w:sz w:val="24"/>
-          <w:szCs w:val="24"/>
-        </w:rPr>
-        <w:t>, 2022). This difficulty affects the efficiency, consistency, and fairness of written assessment, particularly for essay responses and, as an optional extended feature, short-answer responses. To address this problem, this study proposes the development of an Automated Essay and Short-Answer Scoring Engine intended to evaluate open-ended student written responses and generate a predicted score together with corresponding feedback, without removing the teacher's role in the final assessment decision.</w:t>
-      </w:r>
-    </w:p>
-    <w:p>
-      <w:pPr>
-        <w:spacing w:line="480" w:lineRule="auto"/>
-        <w:ind w:firstLine="720"/>
-        <w:jc w:val="both"/>
-        <w:rPr>
-          <w:rFonts w:ascii="Times New Roman" w:eastAsia="Times New Roman" w:hAnsi="Times New Roman" w:cs="Times New Roman"/>
-          <w:sz w:val="24"/>
-          <w:szCs w:val="24"/>
-        </w:rPr>
-      </w:pPr>
-      <w:r>
-        <w:rPr>
-          <w:rFonts w:ascii="Times New Roman" w:eastAsia="Times New Roman" w:hAnsi="Times New Roman" w:cs="Times New Roman"/>
-          <w:sz w:val="24"/>
-          <w:szCs w:val="24"/>
-        </w:rPr>
-        <w:t>Specifically, this study seeks to answer the following questions:</w:t>
-      </w:r>
-    </w:p>
-    <w:p>
-      <w:pPr>
-        <w:spacing w:line="480" w:lineRule="auto"/>
-        <w:ind w:firstLine="720"/>
-        <w:jc w:val="both"/>
-        <w:rPr>
-          <w:rFonts w:ascii="Times New Roman" w:eastAsia="Times New Roman" w:hAnsi="Times New Roman" w:cs="Times New Roman"/>
-          <w:sz w:val="24"/>
-          <w:szCs w:val="24"/>
-        </w:rPr>
-      </w:pPr>
-      <w:r>
-        <w:rPr>
-          <w:rFonts w:ascii="Times New Roman" w:eastAsia="Times New Roman" w:hAnsi="Times New Roman" w:cs="Times New Roman"/>
-          <w:sz w:val="24"/>
-          <w:szCs w:val="24"/>
-        </w:rPr>
-        <w:t>1. Time Efficiency: Manual scoring of essays and short answers is highly time-consuming especially in large classes in many schools. Teachers must carefully read and grade each submission individually, which becomes impractical as the number of submissions increases. The core question is: How can the system significantly reduce the time required to evaluate student responses while maintaining standard quality?</w:t>
-      </w:r>
-    </w:p>
-    <w:p>
-      <w:pPr>
-        <w:spacing w:line="480" w:lineRule="auto"/>
-        <w:ind w:firstLine="720"/>
-        <w:jc w:val="both"/>
-        <w:rPr>
-          <w:rFonts w:ascii="Times New Roman" w:eastAsia="Times New Roman" w:hAnsi="Times New Roman" w:cs="Times New Roman"/>
-          <w:sz w:val="24"/>
-          <w:szCs w:val="24"/>
-        </w:rPr>
-      </w:pPr>
-      <w:r>
-        <w:rPr>
-          <w:rFonts w:ascii="Times New Roman" w:eastAsia="Times New Roman" w:hAnsi="Times New Roman" w:cs="Times New Roman"/>
-          <w:sz w:val="24"/>
-          <w:szCs w:val="24"/>
-        </w:rPr>
-        <w:t>2. Scoring Consistency: Human scoring depends on individual perspective and can vary between different teachers or even for the same teacher across different sessions due to factors such as fatigue, mood, or a different perspective of the rubric. For comparable answers, this results in uneven grades. The issue is: How can the system consistently apply the same scoring criteria across every submission?</w:t>
-      </w:r>
-    </w:p>
-    <w:p>
-      <w:pPr>
-        <w:spacing w:line="480" w:lineRule="auto"/>
-        <w:ind w:firstLine="720"/>
-        <w:jc w:val="both"/>
-        <w:rPr>
-          <w:rFonts w:ascii="Times New Roman" w:eastAsia="Times New Roman" w:hAnsi="Times New Roman" w:cs="Times New Roman"/>
-          <w:sz w:val="24"/>
-          <w:szCs w:val="24"/>
-        </w:rPr>
-      </w:pPr>
-      <w:r>
-        <w:rPr>
-          <w:rFonts w:ascii="Times New Roman" w:eastAsia="Times New Roman" w:hAnsi="Times New Roman" w:cs="Times New Roman"/>
-          <w:sz w:val="24"/>
-          <w:szCs w:val="24"/>
-        </w:rPr>
-        <w:t xml:space="preserve">3. Automated Analysis: Open-ended essays and short answers require deeper linguistic and semantic understanding than multiple-choice items, making automated scoring technically </w:t>
-      </w:r>
-      <w:r>
-        <w:rPr>
-          <w:rFonts w:ascii="Times New Roman" w:eastAsia="Times New Roman" w:hAnsi="Times New Roman" w:cs="Times New Roman"/>
-          <w:sz w:val="24"/>
-          <w:szCs w:val="24"/>
-        </w:rPr>
-        <w:lastRenderedPageBreak/>
-        <w:t>challenging. Current systems frequently have trouble correctly interpreting content, structure, and relevance to the predetermined criteria. The question is: How can the system automatically assess student responses and assign suitable scores in accordance with predetermined scoring standards?</w:t>
-      </w:r>
-    </w:p>
-    <w:p>
-      <w:pPr>
-        <w:spacing w:line="480" w:lineRule="auto"/>
-        <w:ind w:firstLine="720"/>
-        <w:jc w:val="both"/>
-        <w:rPr>
-          <w:rFonts w:ascii="Times New Roman" w:eastAsia="Times New Roman" w:hAnsi="Times New Roman" w:cs="Times New Roman"/>
-          <w:sz w:val="24"/>
-          <w:szCs w:val="24"/>
-        </w:rPr>
-      </w:pPr>
-      <w:r>
-        <w:rPr>
-          <w:rFonts w:ascii="Times New Roman" w:eastAsia="Times New Roman" w:hAnsi="Times New Roman" w:cs="Times New Roman"/>
-          <w:sz w:val="24"/>
-          <w:szCs w:val="24"/>
-        </w:rPr>
-        <w:t>4. Usability: Many automated scoring solutions are overly complex or require significant technical expertise, limiting their adoption by teachers and schools. Systems that demand extensive configuration or integration expertise become barriers rather than helpful tools. The problem is: How can the system remain accessible, clear, and easy to use for teachers and educational institutions with varying levels of technical background?</w:t>
-      </w:r>
-    </w:p>
-    <w:p>
-      <w:pPr>
-        <w:spacing w:line="480" w:lineRule="auto"/>
-        <w:ind w:firstLine="720"/>
-        <w:jc w:val="both"/>
-        <w:rPr>
-          <w:rFonts w:ascii="Times New Roman" w:eastAsia="Times New Roman" w:hAnsi="Times New Roman" w:cs="Times New Roman"/>
-          <w:sz w:val="24"/>
-          <w:szCs w:val="24"/>
-        </w:rPr>
-      </w:pPr>
-      <w:r>
-        <w:rPr>
-          <w:rFonts w:ascii="Times New Roman" w:eastAsia="Times New Roman" w:hAnsi="Times New Roman" w:cs="Times New Roman"/>
-          <w:sz w:val="24"/>
-          <w:szCs w:val="24"/>
-        </w:rPr>
-        <w:t>5. System Performance and Effectiveness: For an automated scoring system to be trustworthy in practice, its accuracy must be measured against clear benchmarks, such as agreement with human-assigned scores and consistency of processing across submissions. Without these benchmarks, teachers have no basis for trusting the system's results. The question is: How closely can the system's predicted scores align with human scoring, and how can this level of agreement be measured and demonstrated?</w:t>
       </w:r>
     </w:p>
     <w:p/>

--- a/01_THESIS/Chapter 1/04_Statement of the Problem.docx
+++ b/01_THESIS/Chapter 1/04_Statement of the Problem.docx
@@ -27,7 +27,401 @@
         <w:t>Statement of the Problem</w:t>
       </w:r>
     </w:p>
-    <w:p/>
+    <w:p>
+      <w:pPr>
+        <w:spacing w:line="480" w:lineRule="auto"/>
+        <w:jc w:val="both"/>
+        <w:rPr>
+          <w:rFonts w:ascii="Times New Roman" w:eastAsia="Times New Roman" w:hAnsi="Times New Roman" w:cs="Times New Roman"/>
+          <w:sz w:val="24"/>
+          <w:szCs w:val="24"/>
+          <w:lang w:val="en-HK"/>
+        </w:rPr>
+      </w:pPr>
+    </w:p>
+    <w:p>
+      <w:pPr>
+        <w:spacing w:line="480" w:lineRule="auto"/>
+        <w:jc w:val="both"/>
+        <w:rPr>
+          <w:rFonts w:ascii="Times New Roman" w:eastAsia="Times New Roman" w:hAnsi="Times New Roman" w:cs="Times New Roman"/>
+          <w:sz w:val="24"/>
+          <w:szCs w:val="24"/>
+          <w:lang w:val="en-HK"/>
+        </w:rPr>
+      </w:pPr>
+      <w:r>
+        <w:rPr>
+          <w:rFonts w:ascii="Times New Roman" w:eastAsia="Times New Roman" w:hAnsi="Times New Roman" w:cs="Times New Roman"/>
+          <w:sz w:val="24"/>
+          <w:szCs w:val="24"/>
+          <w:lang w:val="en-HK"/>
+        </w:rPr>
+        <w:tab/>
+      </w:r>
+      <w:r>
+        <w:rPr>
+          <w:rFonts w:ascii="Times New Roman" w:eastAsia="Times New Roman" w:hAnsi="Times New Roman" w:cs="Times New Roman"/>
+          <w:sz w:val="24"/>
+          <w:szCs w:val="24"/>
+          <w:lang w:val="en-HK"/>
+        </w:rPr>
+        <w:t xml:space="preserve">Administrators, teachers, and students at educational institutions such as ACTS Computer College, the research setting of this study, continue to rely on largely manual processes for several instructional and administrative tasks. These tasks include checking physical and digital assessments, processing objective and constructed-response questions, generating quizzes and instructional materials, organizing assessment records, computing grades based on defined assessment criteria, monitoring student attendance and assessment performance, and identifying students who may require additional attention based on available academic indicators. Because these tasks are performed largely by hand, teachers may need to devote significant time and effort to routine assessment and record-keeping work, which can reduce the time available for instructional planning and direct student support. To help address these concerns, this study proposes </w:t>
+      </w:r>
+      <w:proofErr w:type="spellStart"/>
+      <w:r>
+        <w:rPr>
+          <w:rFonts w:ascii="Times New Roman" w:eastAsia="Times New Roman" w:hAnsi="Times New Roman" w:cs="Times New Roman"/>
+          <w:sz w:val="24"/>
+          <w:szCs w:val="24"/>
+          <w:lang w:val="en-HK"/>
+        </w:rPr>
+        <w:t>ACTSight</w:t>
+      </w:r>
+      <w:proofErr w:type="spellEnd"/>
+      <w:r>
+        <w:rPr>
+          <w:rFonts w:ascii="Times New Roman" w:eastAsia="Times New Roman" w:hAnsi="Times New Roman" w:cs="Times New Roman"/>
+          <w:sz w:val="24"/>
+          <w:szCs w:val="24"/>
+          <w:lang w:val="en-HK"/>
+        </w:rPr>
+        <w:t>: An OCR-Based Automated Assessment and Agentic Console for Quiz Automation, AI-Assisted Learning Plan Generation, and Student Retention Analytics, a proposed web-based educational system that combines optical character recognition (OCR) and optical mark recognition (OMR)-assisted assessment processing, AI-assisted instructional content generation, academic record management, and student performance and retention analytics within a single platform, while preserving the teacher's role in reviewing and finalizing academic outcomes.</w:t>
+      </w:r>
+    </w:p>
+    <w:p>
+      <w:pPr>
+        <w:spacing w:line="480" w:lineRule="auto"/>
+        <w:jc w:val="both"/>
+        <w:rPr>
+          <w:rFonts w:ascii="Times New Roman" w:eastAsia="Times New Roman" w:hAnsi="Times New Roman" w:cs="Times New Roman"/>
+          <w:sz w:val="24"/>
+          <w:szCs w:val="24"/>
+          <w:lang w:val="en-HK"/>
+        </w:rPr>
+      </w:pPr>
+      <w:r>
+        <w:rPr>
+          <w:rFonts w:ascii="Times New Roman" w:eastAsia="Times New Roman" w:hAnsi="Times New Roman" w:cs="Times New Roman"/>
+          <w:sz w:val="24"/>
+          <w:szCs w:val="24"/>
+          <w:lang w:val="en-HK"/>
+        </w:rPr>
+        <w:tab/>
+      </w:r>
+      <w:r>
+        <w:rPr>
+          <w:rFonts w:ascii="Times New Roman" w:eastAsia="Times New Roman" w:hAnsi="Times New Roman" w:cs="Times New Roman"/>
+          <w:sz w:val="24"/>
+          <w:szCs w:val="24"/>
+          <w:lang w:val="en-HK"/>
+        </w:rPr>
+        <w:t>Specifically, this study aims to answer the following questions:</w:t>
+      </w:r>
+    </w:p>
+    <w:p>
+      <w:pPr>
+        <w:numPr>
+          <w:ilvl w:val="0"/>
+          <w:numId w:val="1"/>
+        </w:numPr>
+        <w:spacing w:line="480" w:lineRule="auto"/>
+        <w:jc w:val="both"/>
+        <w:rPr>
+          <w:rFonts w:ascii="Times New Roman" w:eastAsia="Times New Roman" w:hAnsi="Times New Roman" w:cs="Times New Roman"/>
+          <w:sz w:val="24"/>
+          <w:szCs w:val="24"/>
+          <w:lang w:val="en-HK"/>
+        </w:rPr>
+      </w:pPr>
+      <w:r>
+        <w:rPr>
+          <w:rFonts w:ascii="Times New Roman" w:eastAsia="Times New Roman" w:hAnsi="Times New Roman" w:cs="Times New Roman"/>
+          <w:sz w:val="24"/>
+          <w:szCs w:val="24"/>
+          <w:lang w:val="en-HK"/>
+        </w:rPr>
+        <w:t xml:space="preserve">What role-based access and functions does the proposed </w:t>
+      </w:r>
+      <w:proofErr w:type="spellStart"/>
+      <w:r>
+        <w:rPr>
+          <w:rFonts w:ascii="Times New Roman" w:eastAsia="Times New Roman" w:hAnsi="Times New Roman" w:cs="Times New Roman"/>
+          <w:sz w:val="24"/>
+          <w:szCs w:val="24"/>
+          <w:lang w:val="en-HK"/>
+        </w:rPr>
+        <w:t>ACTSight</w:t>
+      </w:r>
+      <w:proofErr w:type="spellEnd"/>
+      <w:r>
+        <w:rPr>
+          <w:rFonts w:ascii="Times New Roman" w:eastAsia="Times New Roman" w:hAnsi="Times New Roman" w:cs="Times New Roman"/>
+          <w:sz w:val="24"/>
+          <w:szCs w:val="24"/>
+          <w:lang w:val="en-HK"/>
+        </w:rPr>
+        <w:t xml:space="preserve"> system provide for the Super Administrator, School Administrator, Teacher, and Student users?</w:t>
+      </w:r>
+    </w:p>
+    <w:p>
+      <w:pPr>
+        <w:numPr>
+          <w:ilvl w:val="0"/>
+          <w:numId w:val="1"/>
+        </w:numPr>
+        <w:spacing w:line="480" w:lineRule="auto"/>
+        <w:jc w:val="both"/>
+        <w:rPr>
+          <w:rFonts w:ascii="Times New Roman" w:eastAsia="Times New Roman" w:hAnsi="Times New Roman" w:cs="Times New Roman"/>
+          <w:sz w:val="24"/>
+          <w:szCs w:val="24"/>
+          <w:lang w:val="en-HK"/>
+        </w:rPr>
+      </w:pPr>
+      <w:r>
+        <w:rPr>
+          <w:rFonts w:ascii="Times New Roman" w:eastAsia="Times New Roman" w:hAnsi="Times New Roman" w:cs="Times New Roman"/>
+          <w:sz w:val="24"/>
+          <w:szCs w:val="24"/>
+          <w:lang w:val="en-HK"/>
+        </w:rPr>
+        <w:lastRenderedPageBreak/>
+        <w:t>How does the proposed system process physical and digital assessments using optical character recognition (OCR) and optical mark recognition (OMR) for checking objective questions?</w:t>
+      </w:r>
+    </w:p>
+    <w:p>
+      <w:pPr>
+        <w:numPr>
+          <w:ilvl w:val="0"/>
+          <w:numId w:val="1"/>
+        </w:numPr>
+        <w:spacing w:line="480" w:lineRule="auto"/>
+        <w:jc w:val="both"/>
+        <w:rPr>
+          <w:rFonts w:ascii="Times New Roman" w:eastAsia="Times New Roman" w:hAnsi="Times New Roman" w:cs="Times New Roman"/>
+          <w:sz w:val="24"/>
+          <w:szCs w:val="24"/>
+          <w:lang w:val="en-HK"/>
+        </w:rPr>
+      </w:pPr>
+      <w:r>
+        <w:rPr>
+          <w:rFonts w:ascii="Times New Roman" w:eastAsia="Times New Roman" w:hAnsi="Times New Roman" w:cs="Times New Roman"/>
+          <w:sz w:val="24"/>
+          <w:szCs w:val="24"/>
+          <w:lang w:val="en-HK"/>
+        </w:rPr>
+        <w:t>How does the proposed system perform automated scoring of supported responses, including short-answer, essay, and programming or code responses, while allowing teachers to verify low-confidence results?</w:t>
+      </w:r>
+    </w:p>
+    <w:p>
+      <w:pPr>
+        <w:numPr>
+          <w:ilvl w:val="0"/>
+          <w:numId w:val="1"/>
+        </w:numPr>
+        <w:spacing w:line="480" w:lineRule="auto"/>
+        <w:jc w:val="both"/>
+        <w:rPr>
+          <w:rFonts w:ascii="Times New Roman" w:eastAsia="Times New Roman" w:hAnsi="Times New Roman" w:cs="Times New Roman"/>
+          <w:sz w:val="24"/>
+          <w:szCs w:val="24"/>
+          <w:lang w:val="en-HK"/>
+        </w:rPr>
+      </w:pPr>
+      <w:r>
+        <w:rPr>
+          <w:rFonts w:ascii="Times New Roman" w:eastAsia="Times New Roman" w:hAnsi="Times New Roman" w:cs="Times New Roman"/>
+          <w:sz w:val="24"/>
+          <w:szCs w:val="24"/>
+          <w:lang w:val="en-HK"/>
+        </w:rPr>
+        <w:t>How does the ACTS Agent Console allow teachers to perform supported tasks, such as quiz generation, quiz dissemination, and retrieval of class performance information, without requiring them to create technical AI prompts?</w:t>
+      </w:r>
+    </w:p>
+    <w:p>
+      <w:pPr>
+        <w:numPr>
+          <w:ilvl w:val="0"/>
+          <w:numId w:val="1"/>
+        </w:numPr>
+        <w:spacing w:line="480" w:lineRule="auto"/>
+        <w:jc w:val="both"/>
+        <w:rPr>
+          <w:rFonts w:ascii="Times New Roman" w:eastAsia="Times New Roman" w:hAnsi="Times New Roman" w:cs="Times New Roman"/>
+          <w:sz w:val="24"/>
+          <w:szCs w:val="24"/>
+          <w:lang w:val="en-HK"/>
+        </w:rPr>
+      </w:pPr>
+      <w:r>
+        <w:rPr>
+          <w:rFonts w:ascii="Times New Roman" w:eastAsia="Times New Roman" w:hAnsi="Times New Roman" w:cs="Times New Roman"/>
+          <w:sz w:val="24"/>
+          <w:szCs w:val="24"/>
+          <w:lang w:val="en-HK"/>
+        </w:rPr>
+        <w:t>How does the ACTS Notebook generate structured lecture or discussion content based on the teacher's weekly detailed plan and related learning resources?</w:t>
+      </w:r>
+    </w:p>
+    <w:p>
+      <w:pPr>
+        <w:numPr>
+          <w:ilvl w:val="0"/>
+          <w:numId w:val="1"/>
+        </w:numPr>
+        <w:spacing w:line="480" w:lineRule="auto"/>
+        <w:jc w:val="both"/>
+        <w:rPr>
+          <w:rFonts w:ascii="Times New Roman" w:eastAsia="Times New Roman" w:hAnsi="Times New Roman" w:cs="Times New Roman"/>
+          <w:sz w:val="24"/>
+          <w:szCs w:val="24"/>
+          <w:lang w:val="en-HK"/>
+        </w:rPr>
+      </w:pPr>
+      <w:r>
+        <w:rPr>
+          <w:rFonts w:ascii="Times New Roman" w:eastAsia="Times New Roman" w:hAnsi="Times New Roman" w:cs="Times New Roman"/>
+          <w:sz w:val="24"/>
+          <w:szCs w:val="24"/>
+          <w:lang w:val="en-HK"/>
+        </w:rPr>
+        <w:t>How does the E-</w:t>
+      </w:r>
+      <w:proofErr w:type="spellStart"/>
+      <w:r>
+        <w:rPr>
+          <w:rFonts w:ascii="Times New Roman" w:eastAsia="Times New Roman" w:hAnsi="Times New Roman" w:cs="Times New Roman"/>
+          <w:sz w:val="24"/>
+          <w:szCs w:val="24"/>
+          <w:lang w:val="en-HK"/>
+        </w:rPr>
+        <w:t>Classrecord</w:t>
+      </w:r>
+      <w:proofErr w:type="spellEnd"/>
+      <w:r>
+        <w:rPr>
+          <w:rFonts w:ascii="Times New Roman" w:eastAsia="Times New Roman" w:hAnsi="Times New Roman" w:cs="Times New Roman"/>
+          <w:sz w:val="24"/>
+          <w:szCs w:val="24"/>
+          <w:lang w:val="en-HK"/>
+        </w:rPr>
+        <w:t xml:space="preserve"> help teachers organize assessment components, assign assessment weights, and compute grades according to the corresponding grading period?</w:t>
+      </w:r>
+    </w:p>
+    <w:p>
+      <w:pPr>
+        <w:numPr>
+          <w:ilvl w:val="0"/>
+          <w:numId w:val="1"/>
+        </w:numPr>
+        <w:spacing w:line="480" w:lineRule="auto"/>
+        <w:jc w:val="both"/>
+        <w:rPr>
+          <w:rFonts w:ascii="Times New Roman" w:eastAsia="Times New Roman" w:hAnsi="Times New Roman" w:cs="Times New Roman"/>
+          <w:sz w:val="24"/>
+          <w:szCs w:val="24"/>
+          <w:lang w:val="en-HK"/>
+        </w:rPr>
+      </w:pPr>
+      <w:r>
+        <w:rPr>
+          <w:rFonts w:ascii="Times New Roman" w:eastAsia="Times New Roman" w:hAnsi="Times New Roman" w:cs="Times New Roman"/>
+          <w:sz w:val="24"/>
+          <w:szCs w:val="24"/>
+          <w:lang w:val="en-HK"/>
+        </w:rPr>
+        <w:t>How does the proposed system classify students into retention analytics categories based on Attendance (AT) and Assessment Score (AS) indicators?</w:t>
+      </w:r>
+    </w:p>
+    <w:p>
+      <w:pPr>
+        <w:numPr>
+          <w:ilvl w:val="0"/>
+          <w:numId w:val="1"/>
+        </w:numPr>
+        <w:spacing w:line="480" w:lineRule="auto"/>
+        <w:jc w:val="both"/>
+        <w:rPr>
+          <w:rFonts w:ascii="Times New Roman" w:eastAsia="Times New Roman" w:hAnsi="Times New Roman" w:cs="Times New Roman"/>
+          <w:sz w:val="24"/>
+          <w:szCs w:val="24"/>
+          <w:lang w:val="en-HK"/>
+        </w:rPr>
+      </w:pPr>
+      <w:r>
+        <w:rPr>
+          <w:rFonts w:ascii="Times New Roman" w:eastAsia="Times New Roman" w:hAnsi="Times New Roman" w:cs="Times New Roman"/>
+          <w:sz w:val="24"/>
+          <w:szCs w:val="24"/>
+          <w:lang w:val="en-HK"/>
+        </w:rPr>
+        <w:t>What functions are available to students through the Virtual Classroom?</w:t>
+      </w:r>
+    </w:p>
+    <w:p>
+      <w:pPr>
+        <w:numPr>
+          <w:ilvl w:val="0"/>
+          <w:numId w:val="1"/>
+        </w:numPr>
+        <w:spacing w:line="480" w:lineRule="auto"/>
+        <w:jc w:val="both"/>
+        <w:rPr>
+          <w:rFonts w:ascii="Times New Roman" w:eastAsia="Times New Roman" w:hAnsi="Times New Roman" w:cs="Times New Roman"/>
+          <w:sz w:val="24"/>
+          <w:szCs w:val="24"/>
+          <w:lang w:val="en-HK"/>
+        </w:rPr>
+      </w:pPr>
+      <w:r>
+        <w:rPr>
+          <w:rFonts w:ascii="Times New Roman" w:eastAsia="Times New Roman" w:hAnsi="Times New Roman" w:cs="Times New Roman"/>
+          <w:sz w:val="24"/>
+          <w:szCs w:val="24"/>
+          <w:lang w:val="en-HK"/>
+        </w:rPr>
+        <w:t xml:space="preserve">What is the level of acceptability of the proposed </w:t>
+      </w:r>
+      <w:proofErr w:type="spellStart"/>
+      <w:r>
+        <w:rPr>
+          <w:rFonts w:ascii="Times New Roman" w:eastAsia="Times New Roman" w:hAnsi="Times New Roman" w:cs="Times New Roman"/>
+          <w:sz w:val="24"/>
+          <w:szCs w:val="24"/>
+          <w:lang w:val="en-HK"/>
+        </w:rPr>
+        <w:t>ACTSight</w:t>
+      </w:r>
+      <w:proofErr w:type="spellEnd"/>
+      <w:r>
+        <w:rPr>
+          <w:rFonts w:ascii="Times New Roman" w:eastAsia="Times New Roman" w:hAnsi="Times New Roman" w:cs="Times New Roman"/>
+          <w:sz w:val="24"/>
+          <w:szCs w:val="24"/>
+          <w:lang w:val="en-HK"/>
+        </w:rPr>
+        <w:t xml:space="preserve"> system as evaluated by its intended users?</w:t>
+      </w:r>
+    </w:p>
+    <w:p>
+      <w:pPr>
+        <w:spacing w:line="480" w:lineRule="auto"/>
+        <w:jc w:val="both"/>
+        <w:rPr>
+          <w:rFonts w:ascii="Times New Roman" w:eastAsia="Times New Roman" w:hAnsi="Times New Roman" w:cs="Times New Roman"/>
+          <w:sz w:val="24"/>
+          <w:szCs w:val="24"/>
+          <w:lang w:val="en-HK"/>
+        </w:rPr>
+      </w:pPr>
+    </w:p>
+    <w:p>
+      <w:pPr>
+        <w:jc w:val="both"/>
+      </w:pPr>
+    </w:p>
     <w:sectPr>
       <w:pgSz w:w="12240" w:h="15840"/>
       <w:pgMar w:top="1440" w:right="1440" w:bottom="1440" w:left="1440" w:header="720" w:footer="720" w:gutter="0"/>
@@ -36,6 +430,127 @@
     </w:sectPr>
   </w:body>
 </w:document>
+</file>
+
+<file path=word/numbering.xml><?xml version="1.0" encoding="utf-8"?>
+<w:numbering xmlns:wpc="http://schemas.microsoft.com/office/word/2010/wordprocessingCanvas" xmlns:cx="http://schemas.microsoft.com/office/drawing/2014/chartex" xmlns:cx1="http://schemas.microsoft.com/office/drawing/2015/9/8/chartex" xmlns:cx2="http://schemas.microsoft.com/office/drawing/2015/10/21/chartex" xmlns:cx3="http://schemas.microsoft.com/office/drawing/2016/5/9/chartex" xmlns:cx4="http://schemas.microsoft.com/office/drawing/2016/5/10/chartex" xmlns:cx5="http://schemas.microsoft.com/office/drawing/2016/5/11/chartex" xmlns:cx6="http://schemas.microsoft.com/office/drawing/2016/5/12/chartex" xmlns:cx7="http://schemas.microsoft.com/office/drawing/2016/5/13/chartex" xmlns:cx8="http://schemas.microsoft.com/office/drawing/2016/5/14/chartex" xmlns:mc="http://schemas.openxmlformats.org/markup-compatibility/2006" xmlns:aink="http://schemas.microsoft.com/office/drawing/2016/ink" xmlns:am3d="http://schemas.microsoft.com/office/drawing/2017/model3d" xmlns:o="urn:schemas-microsoft-com:office:office" xmlns:oel="http://schemas.microsoft.com/office/2019/extlst" xmlns:r="http://schemas.openxmlformats.org/officeDocument/2006/relationships" xmlns:m="http://schemas.openxmlformats.org/officeDocument/2006/math" xmlns:v="urn:schemas-microsoft-com:vml" xmlns:wp14="http://schemas.microsoft.com/office/word/2010/wordprocessingDrawing" xmlns:wp="http://schemas.openxmlformats.org/drawingml/2006/wordprocessingDrawing" xmlns:w10="urn:schemas-microsoft-com:office:word" xmlns:w="http://schemas.openxmlformats.org/wordprocessingml/2006/main" xmlns:w14="http://schemas.microsoft.com/office/word/2010/wordml" xmlns:w15="http://schemas.microsoft.com/office/word/2012/wordml" xmlns:w16cex="http://schemas.microsoft.com/office/word/2018/wordml/cex" xmlns:w16cid="http://schemas.microsoft.com/office/word/2016/wordml/cid" xmlns:w16="http://schemas.microsoft.com/office/word/2018/wordml" xmlns:w16du="http://schemas.microsoft.com/office/word/2023/wordml/word16du" xmlns:w16sdtdh="http://schemas.microsoft.com/office/word/2020/wordml/sdtdatahash" xmlns:w16sdtfl="http://schemas.microsoft.com/office/word/2024/wordml/sdtformatlock" xmlns:w16se="http://schemas.microsoft.com/office/word/2015/wordml/symex" xmlns:wpg="http://schemas.microsoft.com/office/word/2010/wordprocessingGroup" xmlns:wpi="http://schemas.microsoft.com/office/word/2010/wordprocessingInk" xmlns:wne="http://schemas.microsoft.com/office/word/2006/wordml" xmlns:wps="http://schemas.microsoft.com/office/word/2010/wordprocessingShape" mc:Ignorable="w14 w15 w16se w16cid w16 w16cex w16sdtdh w16sdtfl w16du wp14">
+  <w:abstractNum w:abstractNumId="0" w15:restartNumberingAfterBreak="0">
+    <w:nsid w:val="3C2814B1"/>
+    <w:multiLevelType w:val="multilevel"/>
+    <w:tmpl w:val="0E204530"/>
+    <w:lvl w:ilvl="0">
+      <w:start w:val="1"/>
+      <w:numFmt w:val="decimal"/>
+      <w:lvlText w:val="%1."/>
+      <w:lvlJc w:val="left"/>
+      <w:pPr>
+        <w:tabs>
+          <w:tab w:val="num" w:pos="720"/>
+        </w:tabs>
+        <w:ind w:left="720" w:hanging="360"/>
+      </w:pPr>
+    </w:lvl>
+    <w:lvl w:ilvl="1" w:tentative="1">
+      <w:start w:val="1"/>
+      <w:numFmt w:val="decimal"/>
+      <w:lvlText w:val="%2."/>
+      <w:lvlJc w:val="left"/>
+      <w:pPr>
+        <w:tabs>
+          <w:tab w:val="num" w:pos="1440"/>
+        </w:tabs>
+        <w:ind w:left="1440" w:hanging="360"/>
+      </w:pPr>
+    </w:lvl>
+    <w:lvl w:ilvl="2" w:tentative="1">
+      <w:start w:val="1"/>
+      <w:numFmt w:val="decimal"/>
+      <w:lvlText w:val="%3."/>
+      <w:lvlJc w:val="left"/>
+      <w:pPr>
+        <w:tabs>
+          <w:tab w:val="num" w:pos="2160"/>
+        </w:tabs>
+        <w:ind w:left="2160" w:hanging="360"/>
+      </w:pPr>
+    </w:lvl>
+    <w:lvl w:ilvl="3" w:tentative="1">
+      <w:start w:val="1"/>
+      <w:numFmt w:val="decimal"/>
+      <w:lvlText w:val="%4."/>
+      <w:lvlJc w:val="left"/>
+      <w:pPr>
+        <w:tabs>
+          <w:tab w:val="num" w:pos="2880"/>
+        </w:tabs>
+        <w:ind w:left="2880" w:hanging="360"/>
+      </w:pPr>
+    </w:lvl>
+    <w:lvl w:ilvl="4" w:tentative="1">
+      <w:start w:val="1"/>
+      <w:numFmt w:val="decimal"/>
+      <w:lvlText w:val="%5."/>
+      <w:lvlJc w:val="left"/>
+      <w:pPr>
+        <w:tabs>
+          <w:tab w:val="num" w:pos="3600"/>
+        </w:tabs>
+        <w:ind w:left="3600" w:hanging="360"/>
+      </w:pPr>
+    </w:lvl>
+    <w:lvl w:ilvl="5" w:tentative="1">
+      <w:start w:val="1"/>
+      <w:numFmt w:val="decimal"/>
+      <w:lvlText w:val="%6."/>
+      <w:lvlJc w:val="left"/>
+      <w:pPr>
+        <w:tabs>
+          <w:tab w:val="num" w:pos="4320"/>
+        </w:tabs>
+        <w:ind w:left="4320" w:hanging="360"/>
+      </w:pPr>
+    </w:lvl>
+    <w:lvl w:ilvl="6" w:tentative="1">
+      <w:start w:val="1"/>
+      <w:numFmt w:val="decimal"/>
+      <w:lvlText w:val="%7."/>
+      <w:lvlJc w:val="left"/>
+      <w:pPr>
+        <w:tabs>
+          <w:tab w:val="num" w:pos="5040"/>
+        </w:tabs>
+        <w:ind w:left="5040" w:hanging="360"/>
+      </w:pPr>
+    </w:lvl>
+    <w:lvl w:ilvl="7" w:tentative="1">
+      <w:start w:val="1"/>
+      <w:numFmt w:val="decimal"/>
+      <w:lvlText w:val="%8."/>
+      <w:lvlJc w:val="left"/>
+      <w:pPr>
+        <w:tabs>
+          <w:tab w:val="num" w:pos="5760"/>
+        </w:tabs>
+        <w:ind w:left="5760" w:hanging="360"/>
+      </w:pPr>
+    </w:lvl>
+    <w:lvl w:ilvl="8" w:tentative="1">
+      <w:start w:val="1"/>
+      <w:numFmt w:val="decimal"/>
+      <w:lvlText w:val="%9."/>
+      <w:lvlJc w:val="left"/>
+      <w:pPr>
+        <w:tabs>
+          <w:tab w:val="num" w:pos="6480"/>
+        </w:tabs>
+        <w:ind w:left="6480" w:hanging="360"/>
+      </w:pPr>
+    </w:lvl>
+  </w:abstractNum>
+  <w:num w:numId="1" w16cid:durableId="1574584458">
+    <w:abstractNumId w:val="0"/>
+  </w:num>
+</w:numbering>
 </file>
 
 <file path=word/styles.xml><?xml version="1.0" encoding="utf-8"?>
@@ -554,7 +1069,6 @@
   <w:style w:type="character" w:default="1" w:styleId="DefaultParagraphFont">
     <w:name w:val="Default Paragraph Font"/>
     <w:uiPriority w:val="1"/>
-    <w:semiHidden/>
     <w:unhideWhenUsed/>
   </w:style>
   <w:style w:type="table" w:default="1" w:styleId="TableNormal">

--- a/01_THESIS/Chapter 1/04_Statement of the Problem.docx
+++ b/01_THESIS/Chapter 1/04_Statement of the Problem.docx
@@ -1069,6 +1069,7 @@
   <w:style w:type="character" w:default="1" w:styleId="DefaultParagraphFont">
     <w:name w:val="Default Paragraph Font"/>
     <w:uiPriority w:val="1"/>
+    <w:semiHidden/>
     <w:unhideWhenUsed/>
   </w:style>
   <w:style w:type="table" w:default="1" w:styleId="TableNormal">
